--- a/for Gig/Parvez SC.docx
+++ b/for Gig/Parvez SC.docx
@@ -887,7 +887,7 @@
           </mc:Choice>
           <mc:Fallback>
             <w:pict>
-              <v:line w14:anchorId="085C0798" id="Line 3" o:spid="_x0000_s1026" style="position:absolute;z-index:251661312;visibility:visible;mso-wrap-style:square;mso-width-percent:0;mso-height-percent:0;mso-wrap-distance-left:9pt;mso-wrap-distance-top:0;mso-wrap-distance-right:9pt;mso-wrap-distance-bottom:0;mso-position-horizontal:absolute;mso-position-horizontal-relative:text;mso-position-vertical:absolute;mso-position-vertical-relative:text;mso-width-percent:0;mso-height-percent:0;mso-width-relative:page;mso-height-relative:page" from="-.75pt,10.6pt" to="468.75pt,10.6pt" o:gfxdata="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" strokecolor="fuchsia" strokeweight="4.5pt">
+              <v:line w14:anchorId="58262D45" id="Line 3" o:spid="_x0000_s1026" style="position:absolute;z-index:251661312;visibility:visible;mso-wrap-style:square;mso-width-percent:0;mso-height-percent:0;mso-wrap-distance-left:9pt;mso-wrap-distance-top:0;mso-wrap-distance-right:9pt;mso-wrap-distance-bottom:0;mso-position-horizontal:absolute;mso-position-horizontal-relative:text;mso-position-vertical:absolute;mso-position-vertical-relative:text;mso-width-percent:0;mso-height-percent:0;mso-width-relative:page;mso-height-relative:page" from="-.75pt,10.6pt" to="468.75pt,10.6pt" o:gfxdata="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" strokecolor="fuchsia" strokeweight="4.5pt">
                 <v:stroke linestyle="thickThin"/>
               </v:line>
             </w:pict>
@@ -1864,19 +1864,6 @@
           <w:szCs w:val="28"/>
         </w:rPr>
       </w:pPr>
-      <w:r>
-        <w:rPr>
-          <w:rFonts w:ascii="Book Antiqua" w:hAnsi="Book Antiqua"/>
-          <w:b/>
-          <w:bCs/>
-          <w:i/>
-          <w:iCs/>
-          <w:color w:val="000000"/>
-          <w:sz w:val="28"/>
-          <w:szCs w:val="28"/>
-        </w:rPr>
-        <w:t>OBJECTIVE</w:t>
-      </w:r>
     </w:p>
     <w:p>
       <w:pPr>
@@ -1887,48 +1874,11 @@
           <w:rFonts w:ascii="Book Antiqua" w:hAnsi="Book Antiqua"/>
           <w:b/>
           <w:bCs/>
-          <w:color w:val="000000"/>
-          <w:sz w:val="2"/>
-          <w:szCs w:val="8"/>
-        </w:rPr>
-      </w:pPr>
-    </w:p>
-    <w:p>
-      <w:pPr>
-        <w:jc w:val="both"/>
-        <w:rPr>
-          <w:color w:val="000000"/>
-          <w:sz w:val="6"/>
-          <w:szCs w:val="10"/>
-        </w:rPr>
-      </w:pPr>
-      <w:r>
-        <w:rPr>
-          <w:color w:val="000000"/>
-          <w:sz w:val="6"/>
-          <w:szCs w:val="10"/>
-        </w:rPr>
-        <w:t>[</w:t>
-      </w:r>
-    </w:p>
-    <w:p>
-      <w:pPr>
-        <w:ind w:firstLine="360"/>
-        <w:jc w:val="both"/>
-      </w:pPr>
-      <w:r>
-        <w:t>A challenging career in an organization involved in providing wide spectrum Engineering Services. I seek a carrier in a dynamic work environment that encourages creativity so that I can apply my knowledge up to my level best.</w:t>
-      </w:r>
-    </w:p>
-    <w:p>
-      <w:pPr>
-        <w:spacing w:line="288" w:lineRule="auto"/>
-        <w:jc w:val="both"/>
-        <w:rPr>
-          <w:rFonts w:ascii="Book Antiqua" w:hAnsi="Book Antiqua"/>
-          <w:color w:val="000000"/>
-          <w:sz w:val="4"/>
-          <w:szCs w:val="10"/>
+          <w:i/>
+          <w:iCs/>
+          <w:color w:val="000000"/>
+          <w:sz w:val="28"/>
+          <w:szCs w:val="28"/>
         </w:rPr>
       </w:pPr>
     </w:p>
@@ -1965,6 +1915,19 @@
           <w:szCs w:val="28"/>
         </w:rPr>
       </w:pPr>
+      <w:r>
+        <w:rPr>
+          <w:rFonts w:ascii="Book Antiqua" w:hAnsi="Book Antiqua"/>
+          <w:b/>
+          <w:bCs/>
+          <w:i/>
+          <w:iCs/>
+          <w:color w:val="000000"/>
+          <w:sz w:val="28"/>
+          <w:szCs w:val="28"/>
+        </w:rPr>
+        <w:t>OBJECTIVE</w:t>
+      </w:r>
     </w:p>
     <w:p>
       <w:pPr>
@@ -1975,11 +1938,48 @@
           <w:rFonts w:ascii="Book Antiqua" w:hAnsi="Book Antiqua"/>
           <w:b/>
           <w:bCs/>
-          <w:i/>
-          <w:iCs/>
-          <w:color w:val="000000"/>
-          <w:sz w:val="28"/>
-          <w:szCs w:val="28"/>
+          <w:color w:val="000000"/>
+          <w:sz w:val="2"/>
+          <w:szCs w:val="8"/>
+        </w:rPr>
+      </w:pPr>
+    </w:p>
+    <w:p>
+      <w:pPr>
+        <w:jc w:val="both"/>
+        <w:rPr>
+          <w:color w:val="000000"/>
+          <w:sz w:val="6"/>
+          <w:szCs w:val="10"/>
+        </w:rPr>
+      </w:pPr>
+      <w:r>
+        <w:rPr>
+          <w:color w:val="000000"/>
+          <w:sz w:val="6"/>
+          <w:szCs w:val="10"/>
+        </w:rPr>
+        <w:t>[</w:t>
+      </w:r>
+    </w:p>
+    <w:p>
+      <w:pPr>
+        <w:ind w:firstLine="360"/>
+        <w:jc w:val="both"/>
+      </w:pPr>
+      <w:r>
+        <w:t>A challenging career in an organization involved in providing wide spectrum Engineering Services. I seek a carrier in a dynamic work environment that encourages creativity so that I can apply my knowledge up to my level best.</w:t>
+      </w:r>
+    </w:p>
+    <w:p>
+      <w:pPr>
+        <w:spacing w:line="288" w:lineRule="auto"/>
+        <w:jc w:val="both"/>
+        <w:rPr>
+          <w:rFonts w:ascii="Book Antiqua" w:hAnsi="Book Antiqua"/>
+          <w:color w:val="000000"/>
+          <w:sz w:val="4"/>
+          <w:szCs w:val="10"/>
         </w:rPr>
       </w:pPr>
     </w:p>
@@ -2116,7 +2116,7 @@
     </w:p>
     <w:tbl>
       <w:tblPr>
-        <w:tblW w:w="0" w:type="auto"/>
+        <w:tblW w:w="9918" w:type="dxa"/>
         <w:tblBorders>
           <w:top w:val="single" w:sz="4" w:space="0" w:color="auto"/>
           <w:left w:val="single" w:sz="4" w:space="0" w:color="auto"/>
@@ -2128,16 +2128,16 @@
         <w:tblLook w:val="04A0" w:firstRow="1" w:lastRow="0" w:firstColumn="1" w:lastColumn="0" w:noHBand="0" w:noVBand="1"/>
       </w:tblPr>
       <w:tblGrid>
-        <w:gridCol w:w="1278"/>
-        <w:gridCol w:w="2610"/>
-        <w:gridCol w:w="2700"/>
+        <w:gridCol w:w="738"/>
+        <w:gridCol w:w="3600"/>
+        <w:gridCol w:w="2520"/>
         <w:gridCol w:w="1530"/>
-        <w:gridCol w:w="1458"/>
+        <w:gridCol w:w="1530"/>
       </w:tblGrid>
       <w:tr>
         <w:tc>
           <w:tcPr>
-            <w:tcW w:w="1278" w:type="dxa"/>
+            <w:tcW w:w="738" w:type="dxa"/>
             <w:shd w:val="clear" w:color="auto" w:fill="auto"/>
           </w:tcPr>
           <w:p>
@@ -2150,7 +2150,7 @@
         </w:tc>
         <w:tc>
           <w:tcPr>
-            <w:tcW w:w="2610" w:type="dxa"/>
+            <w:tcW w:w="3600" w:type="dxa"/>
             <w:shd w:val="clear" w:color="auto" w:fill="auto"/>
           </w:tcPr>
           <w:p>
@@ -2167,7 +2167,7 @@
         </w:tc>
         <w:tc>
           <w:tcPr>
-            <w:tcW w:w="2700" w:type="dxa"/>
+            <w:tcW w:w="2520" w:type="dxa"/>
             <w:shd w:val="clear" w:color="auto" w:fill="auto"/>
           </w:tcPr>
           <w:p>
@@ -2198,7 +2198,7 @@
         </w:tc>
         <w:tc>
           <w:tcPr>
-            <w:tcW w:w="1458" w:type="dxa"/>
+            <w:tcW w:w="1530" w:type="dxa"/>
             <w:shd w:val="clear" w:color="auto" w:fill="auto"/>
           </w:tcPr>
           <w:p>
@@ -2211,7 +2211,7 @@
       <w:tr>
         <w:tc>
           <w:tcPr>
-            <w:tcW w:w="1278" w:type="dxa"/>
+            <w:tcW w:w="738" w:type="dxa"/>
             <w:shd w:val="clear" w:color="auto" w:fill="auto"/>
           </w:tcPr>
           <w:p>
@@ -2222,7 +2222,7 @@
         </w:tc>
         <w:tc>
           <w:tcPr>
-            <w:tcW w:w="2610" w:type="dxa"/>
+            <w:tcW w:w="3600" w:type="dxa"/>
             <w:shd w:val="clear" w:color="auto" w:fill="auto"/>
           </w:tcPr>
           <w:p>
@@ -2238,11 +2238,14 @@
         </w:tc>
         <w:tc>
           <w:tcPr>
-            <w:tcW w:w="2700" w:type="dxa"/>
+            <w:tcW w:w="2520" w:type="dxa"/>
             <w:shd w:val="clear" w:color="auto" w:fill="auto"/>
           </w:tcPr>
           <w:p>
             <w:r>
+              <w:rPr>
+                <w:sz w:val="22"/>
+              </w:rPr>
               <w:t>BDO</w:t>
             </w:r>
           </w:p>
@@ -2254,76 +2257,10 @@
           </w:tcPr>
           <w:p>
             <w:r>
-              <w:t>01/03</w:t>
+              <w:t>03</w:t>
             </w:r>
             <w:r>
               <w:t>/2017</w:t>
-            </w:r>
-          </w:p>
-        </w:tc>
-        <w:tc>
-          <w:tcPr>
-            <w:tcW w:w="1458" w:type="dxa"/>
-            <w:shd w:val="clear" w:color="auto" w:fill="auto"/>
-          </w:tcPr>
-          <w:p>
-            <w:r>
-              <w:t>21/05/2018</w:t>
-            </w:r>
-          </w:p>
-        </w:tc>
-      </w:tr>
-      <w:tr>
-        <w:tc>
-          <w:tcPr>
-            <w:tcW w:w="1278" w:type="dxa"/>
-            <w:shd w:val="clear" w:color="auto" w:fill="auto"/>
-          </w:tcPr>
-          <w:p>
-            <w:r>
-              <w:t>02</w:t>
-            </w:r>
-          </w:p>
-        </w:tc>
-        <w:tc>
-          <w:tcPr>
-            <w:tcW w:w="2610" w:type="dxa"/>
-            <w:shd w:val="clear" w:color="auto" w:fill="auto"/>
-          </w:tcPr>
-          <w:p>
-            <w:r>
-              <w:t xml:space="preserve">Telenor </w:t>
-            </w:r>
-            <w:r>
-              <w:rPr>
-                <w:sz w:val="20"/>
-              </w:rPr>
-              <w:t>(</w:t>
-            </w:r>
-            <w:proofErr w:type="spellStart"/>
-            <w:r>
-              <w:rPr>
-                <w:sz w:val="20"/>
-              </w:rPr>
-              <w:t>Tameer</w:t>
-            </w:r>
-            <w:proofErr w:type="spellEnd"/>
-            <w:r>
-              <w:rPr>
-                <w:sz w:val="20"/>
-              </w:rPr>
-              <w:t>) Bank</w:t>
-            </w:r>
-          </w:p>
-        </w:tc>
-        <w:tc>
-          <w:tcPr>
-            <w:tcW w:w="2700" w:type="dxa"/>
-            <w:shd w:val="clear" w:color="auto" w:fill="auto"/>
-          </w:tcPr>
-          <w:p>
-            <w:r>
-              <w:t>BDO</w:t>
             </w:r>
           </w:p>
         </w:tc>
@@ -2334,21 +2271,7 @@
           </w:tcPr>
           <w:p>
             <w:r>
-              <w:t>22/06/2018</w:t>
-            </w:r>
-          </w:p>
-        </w:tc>
-        <w:tc>
-          <w:tcPr>
-            <w:tcW w:w="1458" w:type="dxa"/>
-            <w:shd w:val="clear" w:color="auto" w:fill="auto"/>
-          </w:tcPr>
-          <w:p>
-            <w:r>
-              <w:t>02/03/</w:t>
-            </w:r>
-            <w:r>
-              <w:t>2019</w:t>
+              <w:t>05/2018</w:t>
             </w:r>
           </w:p>
         </w:tc>
@@ -2356,45 +2279,59 @@
       <w:tr>
         <w:tc>
           <w:tcPr>
-            <w:tcW w:w="1278" w:type="dxa"/>
+            <w:tcW w:w="738" w:type="dxa"/>
             <w:shd w:val="clear" w:color="auto" w:fill="auto"/>
           </w:tcPr>
           <w:p>
             <w:r>
-              <w:t>03</w:t>
+              <w:t>02</w:t>
             </w:r>
           </w:p>
         </w:tc>
         <w:tc>
           <w:tcPr>
-            <w:tcW w:w="2610" w:type="dxa"/>
+            <w:tcW w:w="3600" w:type="dxa"/>
             <w:shd w:val="clear" w:color="auto" w:fill="auto"/>
           </w:tcPr>
           <w:p>
             <w:r>
+              <w:t xml:space="preserve">Telenor </w:t>
+            </w:r>
+            <w:r>
               <w:rPr>
-                <w:rStyle w:val="whitespace-normal"/>
-                <w:sz w:val="22"/>
-              </w:rPr>
-              <w:t xml:space="preserve">National Institute of Skilled Training </w:t>
-            </w:r>
-            <w:r>
-              <w:rPr>
-                <w:rStyle w:val="whitespace-normal"/>
                 <w:sz w:val="20"/>
               </w:rPr>
-              <w:t>(NIST)</w:t>
-            </w:r>
+              <w:t>(</w:t>
+            </w:r>
+            <w:proofErr w:type="spellStart"/>
+            <w:r>
+              <w:rPr>
+                <w:sz w:val="20"/>
+              </w:rPr>
+              <w:t>Tameer</w:t>
+            </w:r>
+            <w:proofErr w:type="spellEnd"/>
+            <w:r>
+              <w:rPr>
+                <w:sz w:val="20"/>
+              </w:rPr>
+              <w:t>) Bank</w:t>
+            </w:r>
+            <w:bookmarkStart w:id="0" w:name="_GoBack"/>
+            <w:bookmarkEnd w:id="0"/>
           </w:p>
         </w:tc>
         <w:tc>
           <w:tcPr>
-            <w:tcW w:w="2700" w:type="dxa"/>
+            <w:tcW w:w="2520" w:type="dxa"/>
             <w:shd w:val="clear" w:color="auto" w:fill="auto"/>
           </w:tcPr>
           <w:p>
             <w:r>
-              <w:t>Instructor</w:t>
+              <w:rPr>
+                <w:sz w:val="22"/>
+              </w:rPr>
+              <w:t>BDO</w:t>
             </w:r>
           </w:p>
         </w:tc>
@@ -2405,78 +2342,7 @@
           </w:tcPr>
           <w:p>
             <w:r>
-              <w:t>28</w:t>
-            </w:r>
-            <w:r>
-              <w:t>/08/2019</w:t>
-            </w:r>
-          </w:p>
-        </w:tc>
-        <w:tc>
-          <w:tcPr>
-            <w:tcW w:w="1458" w:type="dxa"/>
-            <w:shd w:val="clear" w:color="auto" w:fill="auto"/>
-          </w:tcPr>
-          <w:p>
-            <w:r>
-              <w:t>20/1/2024</w:t>
-            </w:r>
-          </w:p>
-        </w:tc>
-      </w:tr>
-      <w:tr>
-        <w:tc>
-          <w:tcPr>
-            <w:tcW w:w="1278" w:type="dxa"/>
-            <w:shd w:val="clear" w:color="auto" w:fill="auto"/>
-          </w:tcPr>
-          <w:p>
-            <w:r>
-              <w:t>04</w:t>
-            </w:r>
-          </w:p>
-        </w:tc>
-        <w:tc>
-          <w:tcPr>
-            <w:tcW w:w="2610" w:type="dxa"/>
-            <w:shd w:val="clear" w:color="auto" w:fill="auto"/>
-          </w:tcPr>
-          <w:p>
-            <w:proofErr w:type="spellStart"/>
-            <w:r>
-              <w:t>Ornesol</w:t>
-            </w:r>
-            <w:proofErr w:type="spellEnd"/>
-            <w:r>
-              <w:t xml:space="preserve"> </w:t>
-            </w:r>
-            <w:proofErr w:type="spellStart"/>
-            <w:r>
-              <w:t>pvt</w:t>
-            </w:r>
-            <w:proofErr w:type="spellEnd"/>
-            <w:r>
-              <w:t xml:space="preserve"> ltd</w:t>
-            </w:r>
-          </w:p>
-        </w:tc>
-        <w:tc>
-          <w:tcPr>
-            <w:tcW w:w="2700" w:type="dxa"/>
-            <w:shd w:val="clear" w:color="auto" w:fill="auto"/>
-          </w:tcPr>
-          <w:p>
-            <w:r>
-              <w:rPr>
-                <w:sz w:val="22"/>
-              </w:rPr>
-              <w:t>Front End Developer</w:t>
-            </w:r>
-            <w:r>
-              <w:rPr>
-                <w:sz w:val="22"/>
-              </w:rPr>
-              <w:t xml:space="preserve"> </w:t>
+              <w:t>06/2018</w:t>
             </w:r>
           </w:p>
         </w:tc>
@@ -2487,24 +2353,10 @@
           </w:tcPr>
           <w:p>
             <w:r>
-              <w:t>19</w:t>
-            </w:r>
-            <w:r>
-              <w:t>/2/2024</w:t>
-            </w:r>
-          </w:p>
-        </w:tc>
-        <w:tc>
-          <w:tcPr>
-            <w:tcW w:w="1458" w:type="dxa"/>
-            <w:shd w:val="clear" w:color="auto" w:fill="auto"/>
-          </w:tcPr>
-          <w:p>
-            <w:r>
-              <w:t>01/05/</w:t>
-            </w:r>
-            <w:r>
-              <w:t>2025</w:t>
+              <w:t>03/</w:t>
+            </w:r>
+            <w:r>
+              <w:t>2019</w:t>
             </w:r>
           </w:p>
         </w:tc>
@@ -2512,59 +2364,59 @@
       <w:tr>
         <w:tc>
           <w:tcPr>
-            <w:tcW w:w="1278" w:type="dxa"/>
+            <w:tcW w:w="738" w:type="dxa"/>
             <w:shd w:val="clear" w:color="auto" w:fill="auto"/>
           </w:tcPr>
           <w:p>
             <w:r>
-              <w:t>05</w:t>
+              <w:t>03</w:t>
             </w:r>
           </w:p>
         </w:tc>
         <w:tc>
           <w:tcPr>
-            <w:tcW w:w="2610" w:type="dxa"/>
+            <w:tcW w:w="3600" w:type="dxa"/>
             <w:shd w:val="clear" w:color="auto" w:fill="auto"/>
           </w:tcPr>
           <w:p>
-            <w:proofErr w:type="spellStart"/>
-            <w:r>
-              <w:t>Ornesol</w:t>
-            </w:r>
-            <w:proofErr w:type="spellEnd"/>
-            <w:r>
-              <w:t xml:space="preserve"> </w:t>
-            </w:r>
-            <w:proofErr w:type="spellStart"/>
-            <w:r>
-              <w:t>pvt</w:t>
-            </w:r>
-            <w:proofErr w:type="spellEnd"/>
-            <w:r>
-              <w:t xml:space="preserve"> ltd</w:t>
+            <w:r>
+              <w:rPr>
+                <w:rStyle w:val="whitespace-normal"/>
+                <w:sz w:val="22"/>
+              </w:rPr>
+              <w:t xml:space="preserve">NIST </w:t>
+            </w:r>
+            <w:r>
+              <w:rPr>
+                <w:rStyle w:val="whitespace-normal"/>
+                <w:sz w:val="22"/>
+              </w:rPr>
+              <w:t>(</w:t>
+            </w:r>
+            <w:r>
+              <w:rPr>
+                <w:rStyle w:val="whitespace-normal"/>
+                <w:sz w:val="22"/>
+              </w:rPr>
+              <w:t>National Institute of Skilled Training</w:t>
+            </w:r>
+            <w:r>
+              <w:rPr>
+                <w:rStyle w:val="whitespace-normal"/>
+                <w:sz w:val="22"/>
+              </w:rPr>
+              <w:t>)</w:t>
             </w:r>
           </w:p>
         </w:tc>
         <w:tc>
           <w:tcPr>
-            <w:tcW w:w="2700" w:type="dxa"/>
+            <w:tcW w:w="2520" w:type="dxa"/>
             <w:shd w:val="clear" w:color="auto" w:fill="auto"/>
           </w:tcPr>
           <w:p>
             <w:r>
-              <w:rPr>
-                <w:sz w:val="22"/>
-              </w:rPr>
-              <w:t>AI Developer</w:t>
-            </w:r>
-            <w:r>
-              <w:t xml:space="preserve"> </w:t>
-            </w:r>
-            <w:r>
-              <w:rPr>
-                <w:sz w:val="20"/>
-              </w:rPr>
-              <w:t>(Project Base)</w:t>
+              <w:t>Teacher</w:t>
             </w:r>
           </w:p>
         </w:tc>
@@ -2575,65 +2427,7 @@
           </w:tcPr>
           <w:p>
             <w:r>
-              <w:t>01/05/2025</w:t>
-            </w:r>
-          </w:p>
-        </w:tc>
-        <w:tc>
-          <w:tcPr>
-            <w:tcW w:w="1458" w:type="dxa"/>
-            <w:shd w:val="clear" w:color="auto" w:fill="auto"/>
-          </w:tcPr>
-          <w:p>
-            <w:r>
-              <w:t>Conti…</w:t>
-            </w:r>
-          </w:p>
-        </w:tc>
-      </w:tr>
-      <w:tr>
-        <w:tc>
-          <w:tcPr>
-            <w:tcW w:w="1278" w:type="dxa"/>
-            <w:shd w:val="clear" w:color="auto" w:fill="auto"/>
-          </w:tcPr>
-          <w:p>
-            <w:r>
-              <w:t>06</w:t>
-            </w:r>
-          </w:p>
-        </w:tc>
-        <w:tc>
-          <w:tcPr>
-            <w:tcW w:w="2610" w:type="dxa"/>
-            <w:shd w:val="clear" w:color="auto" w:fill="auto"/>
-          </w:tcPr>
-          <w:p>
-            <w:r>
-              <w:t>Governor Initiative</w:t>
-            </w:r>
-            <w:r>
-              <w:t xml:space="preserve"> for Artificial Intelligence &amp; Computing (</w:t>
-            </w:r>
-            <w:r>
-              <w:t>GIAIC</w:t>
-            </w:r>
-            <w:r>
-              <w:t>)</w:t>
-            </w:r>
-          </w:p>
-        </w:tc>
-        <w:tc>
-          <w:tcPr>
-            <w:tcW w:w="2700" w:type="dxa"/>
-            <w:shd w:val="clear" w:color="auto" w:fill="auto"/>
-          </w:tcPr>
-          <w:p>
-            <w:r>
-              <w:t>Instructor</w:t>
-            </w:r>
-            <w:r>
-              <w:t xml:space="preserve"> (Volunteer) </w:t>
+              <w:t>08/2019</w:t>
             </w:r>
           </w:p>
         </w:tc>
@@ -2644,21 +2438,255 @@
           </w:tcPr>
           <w:p>
             <w:r>
-              <w:t>1/1/2023</w:t>
+              <w:t>0</w:t>
+            </w:r>
+            <w:r>
+              <w:t>1/2024</w:t>
+            </w:r>
+          </w:p>
+        </w:tc>
+      </w:tr>
+      <w:tr>
+        <w:tc>
+          <w:tcPr>
+            <w:tcW w:w="738" w:type="dxa"/>
+            <w:shd w:val="clear" w:color="auto" w:fill="auto"/>
+          </w:tcPr>
+          <w:p>
+            <w:r>
+              <w:t>04</w:t>
             </w:r>
           </w:p>
         </w:tc>
         <w:tc>
           <w:tcPr>
-            <w:tcW w:w="1458" w:type="dxa"/>
+            <w:tcW w:w="3600" w:type="dxa"/>
             <w:shd w:val="clear" w:color="auto" w:fill="auto"/>
           </w:tcPr>
           <w:p>
             <w:r>
+              <w:rPr>
+                <w:sz w:val="22"/>
+              </w:rPr>
+              <w:t>GIAIC</w:t>
+            </w:r>
+            <w:r>
+              <w:t xml:space="preserve"> </w:t>
+            </w:r>
+            <w:r>
+              <w:rPr>
+                <w:sz w:val="18"/>
+              </w:rPr>
+              <w:t>(Governor Initiative for Artificial Intelligence &amp; Computing)</w:t>
+            </w:r>
+          </w:p>
+        </w:tc>
+        <w:tc>
+          <w:tcPr>
+            <w:tcW w:w="2520" w:type="dxa"/>
+            <w:shd w:val="clear" w:color="auto" w:fill="auto"/>
+          </w:tcPr>
+          <w:p>
+            <w:pPr>
+              <w:rPr>
+                <w:sz w:val="22"/>
+              </w:rPr>
+            </w:pPr>
+            <w:r>
+              <w:rPr>
+                <w:sz w:val="22"/>
+              </w:rPr>
+              <w:t>Teacher</w:t>
+            </w:r>
+            <w:r>
+              <w:rPr>
+                <w:sz w:val="22"/>
+              </w:rPr>
+              <w:t xml:space="preserve"> (Volunteer)</w:t>
+            </w:r>
+          </w:p>
+        </w:tc>
+        <w:tc>
+          <w:tcPr>
+            <w:tcW w:w="1530" w:type="dxa"/>
+            <w:shd w:val="clear" w:color="auto" w:fill="auto"/>
+          </w:tcPr>
+          <w:p>
+            <w:r>
+              <w:t>0</w:t>
+            </w:r>
+            <w:r>
+              <w:t>1/2023</w:t>
+            </w:r>
+          </w:p>
+        </w:tc>
+        <w:tc>
+          <w:tcPr>
+            <w:tcW w:w="1530" w:type="dxa"/>
+            <w:shd w:val="clear" w:color="auto" w:fill="auto"/>
+          </w:tcPr>
+          <w:p>
+            <w:r>
               <w:t>Conti…</w:t>
             </w:r>
-            <w:bookmarkStart w:id="0" w:name="_GoBack"/>
-            <w:bookmarkEnd w:id="0"/>
+          </w:p>
+        </w:tc>
+      </w:tr>
+      <w:tr>
+        <w:tc>
+          <w:tcPr>
+            <w:tcW w:w="738" w:type="dxa"/>
+            <w:shd w:val="clear" w:color="auto" w:fill="auto"/>
+          </w:tcPr>
+          <w:p>
+            <w:r>
+              <w:t>05</w:t>
+            </w:r>
+          </w:p>
+        </w:tc>
+        <w:tc>
+          <w:tcPr>
+            <w:tcW w:w="3600" w:type="dxa"/>
+            <w:shd w:val="clear" w:color="auto" w:fill="auto"/>
+          </w:tcPr>
+          <w:p>
+            <w:proofErr w:type="spellStart"/>
+            <w:r>
+              <w:t>Ornesol</w:t>
+            </w:r>
+            <w:proofErr w:type="spellEnd"/>
+            <w:r>
+              <w:t xml:space="preserve"> </w:t>
+            </w:r>
+            <w:proofErr w:type="spellStart"/>
+            <w:r>
+              <w:t>pvt</w:t>
+            </w:r>
+            <w:proofErr w:type="spellEnd"/>
+            <w:r>
+              <w:t xml:space="preserve"> ltd</w:t>
+            </w:r>
+          </w:p>
+        </w:tc>
+        <w:tc>
+          <w:tcPr>
+            <w:tcW w:w="2520" w:type="dxa"/>
+            <w:shd w:val="clear" w:color="auto" w:fill="auto"/>
+          </w:tcPr>
+          <w:p>
+            <w:r>
+              <w:rPr>
+                <w:sz w:val="22"/>
+              </w:rPr>
+              <w:t xml:space="preserve">Front End Developer </w:t>
+            </w:r>
+          </w:p>
+        </w:tc>
+        <w:tc>
+          <w:tcPr>
+            <w:tcW w:w="1530" w:type="dxa"/>
+            <w:shd w:val="clear" w:color="auto" w:fill="auto"/>
+          </w:tcPr>
+          <w:p>
+            <w:r>
+              <w:t>0</w:t>
+            </w:r>
+            <w:r>
+              <w:t>2/2024</w:t>
+            </w:r>
+          </w:p>
+        </w:tc>
+        <w:tc>
+          <w:tcPr>
+            <w:tcW w:w="1530" w:type="dxa"/>
+            <w:shd w:val="clear" w:color="auto" w:fill="auto"/>
+          </w:tcPr>
+          <w:p>
+            <w:r>
+              <w:t>05/2025</w:t>
+            </w:r>
+          </w:p>
+        </w:tc>
+      </w:tr>
+      <w:tr>
+        <w:tc>
+          <w:tcPr>
+            <w:tcW w:w="738" w:type="dxa"/>
+            <w:shd w:val="clear" w:color="auto" w:fill="auto"/>
+          </w:tcPr>
+          <w:p>
+            <w:r>
+              <w:t>06</w:t>
+            </w:r>
+          </w:p>
+        </w:tc>
+        <w:tc>
+          <w:tcPr>
+            <w:tcW w:w="3600" w:type="dxa"/>
+            <w:shd w:val="clear" w:color="auto" w:fill="auto"/>
+          </w:tcPr>
+          <w:p>
+            <w:proofErr w:type="spellStart"/>
+            <w:r>
+              <w:t>Ornesol</w:t>
+            </w:r>
+            <w:proofErr w:type="spellEnd"/>
+            <w:r>
+              <w:t xml:space="preserve"> </w:t>
+            </w:r>
+            <w:proofErr w:type="spellStart"/>
+            <w:r>
+              <w:t>pvt</w:t>
+            </w:r>
+            <w:proofErr w:type="spellEnd"/>
+            <w:r>
+              <w:t xml:space="preserve"> ltd</w:t>
+            </w:r>
+          </w:p>
+        </w:tc>
+        <w:tc>
+          <w:tcPr>
+            <w:tcW w:w="2520" w:type="dxa"/>
+            <w:shd w:val="clear" w:color="auto" w:fill="auto"/>
+          </w:tcPr>
+          <w:p>
+            <w:r>
+              <w:rPr>
+                <w:sz w:val="22"/>
+              </w:rPr>
+              <w:t>AI Developer</w:t>
+            </w:r>
+            <w:r>
+              <w:t xml:space="preserve"> </w:t>
+            </w:r>
+            <w:r>
+              <w:rPr>
+                <w:sz w:val="18"/>
+              </w:rPr>
+              <w:t>(Project Base)</w:t>
+            </w:r>
+          </w:p>
+        </w:tc>
+        <w:tc>
+          <w:tcPr>
+            <w:tcW w:w="1530" w:type="dxa"/>
+            <w:shd w:val="clear" w:color="auto" w:fill="auto"/>
+          </w:tcPr>
+          <w:p>
+            <w:r>
+              <w:t>05/2025</w:t>
+            </w:r>
+          </w:p>
+        </w:tc>
+        <w:tc>
+          <w:tcPr>
+            <w:tcW w:w="1530" w:type="dxa"/>
+            <w:shd w:val="clear" w:color="auto" w:fill="auto"/>
+          </w:tcPr>
+          <w:p>
+            <w:r>
+              <w:t>Conti…</w:t>
+            </w:r>
           </w:p>
         </w:tc>
       </w:tr>
@@ -3922,7 +3950,6 @@
           <w:b/>
           <w:szCs w:val="22"/>
         </w:rPr>
-        <w:lastRenderedPageBreak/>
         <w:t>Hardware Base System as a Final Year Project. (</w:t>
       </w:r>
       <w:r>
@@ -3973,6 +4000,7 @@
           <w:sz w:val="28"/>
           <w:szCs w:val="28"/>
         </w:rPr>
+        <w:lastRenderedPageBreak/>
         <w:t>CERTIFICATION/ACHIEVMENTS/AWARDS:</w:t>
       </w:r>
     </w:p>
@@ -4430,7 +4458,7 @@
         </mc:Choice>
         <mc:Fallback>
           <w:pict>
-            <v:rect w14:anchorId="59D62478" id="Rectangle 1" o:spid="_x0000_s1026" style="position:absolute;margin-left:-55.05pt;margin-top:26.55pt;width:10.5pt;height:745.95pt;z-index:-251656192;visibility:visible;mso-wrap-style:square;mso-width-percent:0;mso-height-percent:0;mso-wrap-distance-left:9pt;mso-wrap-distance-top:0;mso-wrap-distance-right:9pt;mso-wrap-distance-bottom:0;mso-position-horizontal:absolute;mso-position-horizontal-relative:text;mso-position-vertical:absolute;mso-position-vertical-relative:text;mso-width-percent:0;mso-height-percent:0;mso-width-relative:page;mso-height-relative:page;v-text-anchor:top" o:gfxdata="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" strokecolor="#f60" strokeweight="1.5pt">
+            <v:rect w14:anchorId="68DA079C" id="Rectangle 1" o:spid="_x0000_s1026" style="position:absolute;margin-left:-55.05pt;margin-top:26.55pt;width:10.5pt;height:745.95pt;z-index:-251656192;visibility:visible;mso-wrap-style:square;mso-width-percent:0;mso-height-percent:0;mso-wrap-distance-left:9pt;mso-wrap-distance-top:0;mso-wrap-distance-right:9pt;mso-wrap-distance-bottom:0;mso-position-horizontal:absolute;mso-position-horizontal-relative:text;mso-position-vertical:absolute;mso-position-vertical-relative:text;mso-width-percent:0;mso-height-percent:0;mso-width-relative:page;mso-height-relative:page;v-text-anchor:top" o:gfxdata="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" strokecolor="#f60" strokeweight="1.5pt">
               <v:stroke linestyle="thickBetweenThin"/>
             </v:rect>
           </w:pict>
@@ -4514,7 +4542,7 @@
         </mc:Choice>
         <mc:Fallback>
           <w:pict>
-            <v:rect w14:anchorId="62275D4C" id="Rectangle 2" o:spid="_x0000_s1026" alt="25%" style="position:absolute;margin-left:-40.05pt;margin-top:26.55pt;width:8.35pt;height:745.95pt;z-index:-251655168;visibility:visible;mso-wrap-style:square;mso-width-percent:0;mso-height-percent:0;mso-wrap-distance-left:9pt;mso-wrap-distance-top:0;mso-wrap-distance-right:9pt;mso-wrap-distance-bottom:0;mso-position-horizontal:absolute;mso-position-horizontal-relative:text;mso-position-vertical:absolute;mso-position-vertical-relative:text;mso-width-percent:0;mso-height-percent:0;mso-width-relative:page;mso-height-relative:page;v-text-anchor:top" o:gfxdata="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" fillcolor="black" stroked="f">
+            <v:rect w14:anchorId="5A3F3DF3" id="Rectangle 2" o:spid="_x0000_s1026" alt="25%" style="position:absolute;margin-left:-40.05pt;margin-top:26.55pt;width:8.35pt;height:745.95pt;z-index:-251655168;visibility:visible;mso-wrap-style:square;mso-width-percent:0;mso-height-percent:0;mso-wrap-distance-left:9pt;mso-wrap-distance-top:0;mso-wrap-distance-right:9pt;mso-wrap-distance-bottom:0;mso-position-horizontal:absolute;mso-position-horizontal-relative:text;mso-position-vertical:absolute;mso-position-vertical-relative:text;mso-width-percent:0;mso-height-percent:0;mso-width-relative:page;mso-height-relative:page;v-text-anchor:top" o:gfxdata="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" fillcolor="black" stroked="f">
               <v:fill r:id="rId1" o:title="" color2="#cfc" type="pattern"/>
             </v:rect>
           </w:pict>
@@ -4659,7 +4687,7 @@
         </mc:Choice>
         <mc:Fallback>
           <w:pict>
-            <v:rect w14:anchorId="1036FEF5" id="Rectangle 4" o:spid="_x0000_s1026" style="position:absolute;margin-left:-69.65pt;margin-top:164.45pt;width:58.5pt;height:159.75pt;z-index:251663360;visibility:visible;mso-wrap-style:square;mso-width-percent:0;mso-height-percent:0;mso-wrap-distance-left:9pt;mso-wrap-distance-top:0;mso-wrap-distance-right:9pt;mso-wrap-distance-bottom:0;mso-position-horizontal:absolute;mso-position-horizontal-relative:text;mso-position-vertical:absolute;mso-position-vertical-relative:text;mso-width-percent:0;mso-height-percent:0;mso-width-relative:page;mso-height-relative:page;v-text-anchor:top" o:gfxdata="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" fillcolor="#a3a3a3" stroked="f">
+            <v:rect w14:anchorId="31FFE587" id="Rectangle 4" o:spid="_x0000_s1026" style="position:absolute;margin-left:-69.65pt;margin-top:164.45pt;width:58.5pt;height:159.75pt;z-index:251663360;visibility:visible;mso-wrap-style:square;mso-width-percent:0;mso-height-percent:0;mso-wrap-distance-left:9pt;mso-wrap-distance-top:0;mso-wrap-distance-right:9pt;mso-wrap-distance-bottom:0;mso-position-horizontal:absolute;mso-position-horizontal-relative:text;mso-position-vertical:absolute;mso-position-vertical-relative:text;mso-width-percent:0;mso-height-percent:0;mso-width-relative:page;mso-height-relative:page;v-text-anchor:top" o:gfxdata="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" fillcolor="#a3a3a3" stroked="f">
               <v:fill focus="50%" type="gradient"/>
             </v:rect>
           </w:pict>
@@ -5816,7 +5844,7 @@
 </file>
 
 <file path=customXml/itemProps1.xml><?xml version="1.0" encoding="utf-8"?>
-<ds:datastoreItem xmlns:ds="http://schemas.openxmlformats.org/officeDocument/2006/customXml" ds:itemID="{3BF7F40F-36D9-4971-AD12-62852A7F31D0}">
+<ds:datastoreItem xmlns:ds="http://schemas.openxmlformats.org/officeDocument/2006/customXml" ds:itemID="{D212F501-1520-443F-98B6-6743DA0A2136}">
   <ds:schemaRefs>
     <ds:schemaRef ds:uri="http://schemas.openxmlformats.org/officeDocument/2006/bibliography"/>
   </ds:schemaRefs>
